--- a/ProblemStatement.docx
+++ b/ProblemStatement.docx
@@ -4,7 +4,7 @@
   <w:body>
     <w:p>
       <w:pPr>
-        <w:ind w:firstLine="720"/>
+        <w:ind w:left="0" w:firstLine="0"/>
         <w:jc w:val="center"/>
         <w:rPr>
           <w:b w:val="1"/>
@@ -47,7 +47,7 @@
         <w:rPr>
           <w:rtl w:val="0"/>
         </w:rPr>
-        <w:t xml:space="preserve">This data was obtained from Open Images Dataset V4 (Open Images, 2017) and contains images from the following ten animal classes: Dog, Cat, Bird, Horse, Fish, Frog, Bear, Snake, Sheep, and Sea Lion. The full dataset originally contains millions of images, but for this project, we filtered it to include a subset of </w:t>
+        <w:t xml:space="preserve">This data was obtained from Open Images Dataset V4 (Open Images, 2017) and contains images from the following nine animal classes: Dog, Cat, Bird, Horse, Fish, Frog, Bear, Snake, and Sheep. The full dataset for all of these classes, including the training, testing, and validation sets, originally contains hundreds of thousands of images. For this project, we filtered it to include a subset of </w:t>
       </w:r>
       <w:r>
         <w:rPr>
@@ -55,13 +55,41 @@
           <w:bCs w:val="1"/>
           <w:rtl w:val="0"/>
         </w:rPr>
-        <w:t xml:space="preserve">XXX</w:t>
-      </w:r>
-      <w:r>
-        <w:rPr>
-          <w:rtl w:val="0"/>
-        </w:rPr>
-        <w:t xml:space="preserve"> images that include the selected classes. </w:t>
+        <w:t xml:space="preserve">900</w:t>
+      </w:r>
+      <w:r>
+        <w:rPr>
+          <w:rtl w:val="0"/>
+        </w:rPr>
+        <w:t xml:space="preserve"> training images (100 images per class), </w:t>
+      </w:r>
+      <w:r>
+        <w:rPr>
+          <w:b w:val="1"/>
+          <w:bCs w:val="1"/>
+          <w:rtl w:val="0"/>
+        </w:rPr>
+        <w:t xml:space="preserve">XXX </w:t>
+      </w:r>
+      <w:r>
+        <w:rPr>
+          <w:rtl w:val="0"/>
+        </w:rPr>
+        <w:t xml:space="preserve">validation images, and </w:t>
+      </w:r>
+      <w:r>
+        <w:rPr>
+          <w:b w:val="1"/>
+          <w:bCs w:val="1"/>
+          <w:rtl w:val="0"/>
+        </w:rPr>
+        <w:t xml:space="preserve">180 </w:t>
+      </w:r>
+      <w:r>
+        <w:rPr>
+          <w:rtl w:val="0"/>
+        </w:rPr>
+        <w:t xml:space="preserve">testing images (20 images per class). All images in our subset were randomly selected. </w:t>
       </w:r>
     </w:p>
     <w:p>
@@ -73,7 +101,7 @@
         <w:rPr>
           <w:rtl w:val="0"/>
         </w:rPr>
-        <w:t xml:space="preserve">Each row of the data frame refers to a single image and contains information such as the ImageID, OriginalURL (URL for the Image), LabelName (the image’s class), License, Author, Image Size, Rotation, Confidence (did a human verify the image’s class), and additional metadata.</w:t>
+        <w:t xml:space="preserve">Each row of the data frames refers to a single image and contains information such as the ImageID, OriginalURL (URL for the Image), LabelName (the image’s class), License, Author, Image Size, Rotation, Confidence (did a human verify the image’s class), and additional metadata.</w:t>
       </w:r>
     </w:p>
     <w:p>

--- a/ProblemStatement.docx
+++ b/ProblemStatement.docx
@@ -1,25 +1,23 @@
 
 <file path=word/document.xml><?xml version="1.0" encoding="utf-8"?>
-<w:document xmlns:mc="http://schemas.openxmlformats.org/markup-compatibility/2006" xmlns:o="urn:schemas-microsoft-com:office:office" xmlns:r="http://schemas.openxmlformats.org/officeDocument/2006/relationships" xmlns:m="http://schemas.openxmlformats.org/officeDocument/2006/math" xmlns:v="urn:schemas-microsoft-com:vml" xmlns:wp="http://schemas.openxmlformats.org/drawingml/2006/wordprocessingDrawing" xmlns:w10="urn:schemas-microsoft-com:office:word" xmlns:w="http://schemas.openxmlformats.org/wordprocessingml/2006/main" xmlns:wne="http://schemas.microsoft.com/office/word/2006/wordml" xmlns:sl="http://schemas.openxmlformats.org/schemaLibrary/2006/main" xmlns:a="http://schemas.openxmlformats.org/drawingml/2006/main" xmlns:pic="http://schemas.openxmlformats.org/drawingml/2006/picture" xmlns:c="http://schemas.openxmlformats.org/drawingml/2006/chart" xmlns:lc="http://schemas.openxmlformats.org/drawingml/2006/lockedCanvas" xmlns:dgm="http://schemas.openxmlformats.org/drawingml/2006/diagram" xmlns:wps="http://schemas.microsoft.com/office/word/2010/wordprocessingShape" xmlns:wpg="http://schemas.microsoft.com/office/word/2010/wordprocessingGroup" xmlns:w14="http://schemas.microsoft.com/office/word/2010/wordml" xmlns:w15="http://schemas.microsoft.com/office/word/2012/wordml" xmlns:w16="http://schemas.microsoft.com/office/word/2018/wordml" xmlns:w16cex="http://schemas.microsoft.com/office/word/2018/wordml/cex" xmlns:w16cid="http://schemas.microsoft.com/office/word/2016/wordml/cid" xmlns="http://schemas.microsoft.com/office/tasks/2019/documenttasks" xmlns:cr="http://schemas.microsoft.com/office/comments/2020/reactions">
+<w:document xmlns:wpc="http://schemas.microsoft.com/office/word/2010/wordprocessingCanvas" xmlns:cx="http://schemas.microsoft.com/office/drawing/2014/chartex" xmlns:cx1="http://schemas.microsoft.com/office/drawing/2015/9/8/chartex" xmlns:cx2="http://schemas.microsoft.com/office/drawing/2015/10/21/chartex" xmlns:cx3="http://schemas.microsoft.com/office/drawing/2016/5/9/chartex" xmlns:cx4="http://schemas.microsoft.com/office/drawing/2016/5/10/chartex" xmlns:cx5="http://schemas.microsoft.com/office/drawing/2016/5/11/chartex" xmlns:cx6="http://schemas.microsoft.com/office/drawing/2016/5/12/chartex" xmlns:cx7="http://schemas.microsoft.com/office/drawing/2016/5/13/chartex" xmlns:cx8="http://schemas.microsoft.com/office/drawing/2016/5/14/chartex" xmlns:mc="http://schemas.openxmlformats.org/markup-compatibility/2006" xmlns:aink="http://schemas.microsoft.com/office/drawing/2016/ink" xmlns:am3d="http://schemas.microsoft.com/office/drawing/2017/model3d" xmlns:o="urn:schemas-microsoft-com:office:office" xmlns:oel="http://schemas.microsoft.com/office/2019/extlst" xmlns:r="http://schemas.openxmlformats.org/officeDocument/2006/relationships" xmlns:m="http://schemas.openxmlformats.org/officeDocument/2006/math" xmlns:v="urn:schemas-microsoft-com:vml" xmlns:wp14="http://schemas.microsoft.com/office/word/2010/wordprocessingDrawing" xmlns:wp="http://schemas.openxmlformats.org/drawingml/2006/wordprocessingDrawing" xmlns:w10="urn:schemas-microsoft-com:office:word" xmlns:w="http://schemas.openxmlformats.org/wordprocessingml/2006/main" xmlns:w14="http://schemas.microsoft.com/office/word/2010/wordml" xmlns:w15="http://schemas.microsoft.com/office/word/2012/wordml" xmlns:w16cex="http://schemas.microsoft.com/office/word/2018/wordml/cex" xmlns:w16cid="http://schemas.microsoft.com/office/word/2016/wordml/cid" xmlns:w16="http://schemas.microsoft.com/office/word/2018/wordml" xmlns:w16du="http://schemas.microsoft.com/office/word/2023/wordml/word16du" xmlns:w16sdtdh="http://schemas.microsoft.com/office/word/2020/wordml/sdtdatahash" xmlns:w16sdtfl="http://schemas.microsoft.com/office/word/2024/wordml/sdtformatlock" xmlns:w16se="http://schemas.microsoft.com/office/word/2015/wordml/symex" xmlns:wpg="http://schemas.microsoft.com/office/word/2010/wordprocessingGroup" xmlns:wpi="http://schemas.microsoft.com/office/word/2010/wordprocessingInk" xmlns:wne="http://schemas.microsoft.com/office/word/2006/wordml" xmlns:wps="http://schemas.microsoft.com/office/word/2010/wordprocessingShape" mc:Ignorable="w14 w15 w16se w16cid w16 w16cex w16sdtdh w16sdtfl w16du wp14">
   <w:body>
     <w:p>
       <w:pPr>
-        <w:ind w:left="0" w:firstLine="0"/>
         <w:jc w:val="center"/>
         <w:rPr>
-          <w:b w:val="1"/>
-          <w:bCs w:val="1"/>
+          <w:b/>
+          <w:bCs/>
           <w:u w:val="single"/>
         </w:rPr>
       </w:pPr>
       <w:r>
         <w:rPr>
-          <w:b w:val="1"/>
-          <w:bCs w:val="1"/>
+          <w:b/>
+          <w:bCs/>
           <w:u w:val="single"/>
-          <w:rtl w:val="0"/>
         </w:rPr>
-        <w:t xml:space="preserve">Problem Statement</w:t>
+        <w:t>Problem Statement</w:t>
       </w:r>
     </w:p>
     <w:p>
@@ -27,338 +25,335 @@
         <w:ind w:firstLine="720"/>
         <w:jc w:val="center"/>
         <w:rPr>
-          <w:b w:val="1"/>
-          <w:bCs w:val="1"/>
+          <w:b/>
+          <w:bCs/>
           <w:u w:val="single"/>
         </w:rPr>
       </w:pPr>
-      <w:r>
-        <w:rPr>
-          <w:rtl w:val="0"/>
-        </w:rPr>
-      </w:r>
     </w:p>
     <w:p>
       <w:pPr>
         <w:ind w:firstLine="720"/>
-        <w:rPr/>
       </w:pPr>
       <w:r>
-        <w:rPr>
-          <w:rtl w:val="0"/>
-        </w:rPr>
-        <w:t xml:space="preserve">This data was obtained from Open Images Dataset V4 (Open Images, 2017) and contains images from the following nine animal classes: Dog, Cat, Bird, Horse, Fish, Frog, Bear, Snake, and Sheep. The full dataset for all of these classes, including the training, testing, and validation sets, originally contains hundreds of thousands of images. For this project, we filtered it to include a subset of </w:t>
-      </w:r>
-      <w:r>
-        <w:rPr>
-          <w:b w:val="1"/>
-          <w:bCs w:val="1"/>
-          <w:rtl w:val="0"/>
-        </w:rPr>
-        <w:t xml:space="preserve">900</w:t>
-      </w:r>
-      <w:r>
-        <w:rPr>
-          <w:rtl w:val="0"/>
-        </w:rPr>
-        <w:t xml:space="preserve"> training images (100 images per class), </w:t>
-      </w:r>
-      <w:r>
-        <w:rPr>
-          <w:b w:val="1"/>
-          <w:bCs w:val="1"/>
-          <w:rtl w:val="0"/>
-        </w:rPr>
-        <w:t xml:space="preserve">XXX </w:t>
-      </w:r>
-      <w:r>
-        <w:rPr>
-          <w:rtl w:val="0"/>
-        </w:rPr>
-        <w:t xml:space="preserve">validation images, and </w:t>
-      </w:r>
-      <w:r>
-        <w:rPr>
-          <w:b w:val="1"/>
-          <w:bCs w:val="1"/>
-          <w:rtl w:val="0"/>
-        </w:rPr>
-        <w:t xml:space="preserve">180 </w:t>
-      </w:r>
-      <w:r>
-        <w:rPr>
-          <w:rtl w:val="0"/>
-        </w:rPr>
-        <w:t xml:space="preserve">testing images (20 images per class). All images in our subset were randomly selected. </w:t>
+        <w:t xml:space="preserve">This data was obtained from Open Images Dataset V4 (Open Images, 2017) and contains images from the following </w:t>
+      </w:r>
+      <w:r>
+        <w:t>seven</w:t>
+      </w:r>
+      <w:r>
+        <w:t xml:space="preserve"> animal classes: Dog, </w:t>
+      </w:r>
+      <w:r>
+        <w:t>Bird, Horse, Cat, Bear, Sheep, and Cattle</w:t>
+      </w:r>
+      <w:r>
+        <w:t xml:space="preserve">. The full dataset for all of these classes, including the training, testing, and validation sets, originally contains hundreds of thousands of images. For this project, we filtered it to include a </w:t>
+      </w:r>
+      <w:r>
+        <w:t xml:space="preserve">subset of </w:t>
+      </w:r>
+      <w:r>
+        <w:t>735</w:t>
+      </w:r>
+      <w:r>
+        <w:t xml:space="preserve"> training images (</w:t>
+      </w:r>
+      <w:r>
+        <w:t xml:space="preserve">about </w:t>
+      </w:r>
+      <w:r>
+        <w:t xml:space="preserve">100 images per class), </w:t>
+      </w:r>
+      <w:r>
+        <w:t>158</w:t>
+      </w:r>
+      <w:r>
+        <w:t xml:space="preserve"> validation images, and </w:t>
+      </w:r>
+      <w:r>
+        <w:t>158</w:t>
+      </w:r>
+      <w:r>
+        <w:t xml:space="preserve"> testing images (</w:t>
+      </w:r>
+      <w:r>
+        <w:t xml:space="preserve">about </w:t>
+      </w:r>
+      <w:r>
+        <w:t>20 images per class).</w:t>
+      </w:r>
+      <w:r>
+        <w:t xml:space="preserve"> All images in our subset were randomly selected. </w:t>
       </w:r>
     </w:p>
     <w:p>
       <w:pPr>
         <w:ind w:firstLine="720"/>
-        <w:rPr/>
       </w:pPr>
       <w:r>
-        <w:rPr>
-          <w:rtl w:val="0"/>
-        </w:rPr>
-        <w:t xml:space="preserve">Each row of the data frames refers to a single image and contains information such as the ImageID, OriginalURL (URL for the Image), LabelName (the image’s class), License, Author, Image Size, Rotation, Confidence (did a human verify the image’s class), and additional metadata.</w:t>
+        <w:t xml:space="preserve">Each row of the data frames refers to a single image and contains information such as the </w:t>
+      </w:r>
+      <w:proofErr w:type="spellStart"/>
+      <w:r>
+        <w:t>ImageID</w:t>
+      </w:r>
+      <w:proofErr w:type="spellEnd"/>
+      <w:r>
+        <w:t xml:space="preserve">, </w:t>
+      </w:r>
+      <w:proofErr w:type="spellStart"/>
+      <w:r>
+        <w:t>OriginalURL</w:t>
+      </w:r>
+      <w:proofErr w:type="spellEnd"/>
+      <w:r>
+        <w:t xml:space="preserve"> (URL for the Image), </w:t>
+      </w:r>
+      <w:proofErr w:type="spellStart"/>
+      <w:r>
+        <w:t>LabelName</w:t>
+      </w:r>
+      <w:proofErr w:type="spellEnd"/>
+      <w:r>
+        <w:t xml:space="preserve"> (the image’s class), License, Author, Image Size, Rotation, Confidence (did a human verify the image’s class), and additional metadata.</w:t>
       </w:r>
     </w:p>
     <w:p>
       <w:pPr>
         <w:ind w:firstLine="720"/>
-        <w:rPr/>
       </w:pPr>
       <w:r>
-        <w:rPr>
-          <w:rtl w:val="0"/>
-        </w:rPr>
-        <w:t xml:space="preserve">We selected these specific animal classes to cover a variety of species, including mammals, reptiles, and ocean animals, to examine how models perform across different animal types and ensure that the model is generalizable to different types of animals.</w:t>
-      </w:r>
-    </w:p>
-    <w:p>
-      <w:pPr>
-        <w:ind w:left="0" w:firstLine="720"/>
-        <w:rPr/>
-      </w:pPr>
-      <w:r>
-        <w:rPr>
-          <w:rtl w:val="0"/>
-        </w:rPr>
-        <w:t xml:space="preserve">Automated animal image classification has strong real‑world relevance. In wildlife ecology, researchers use motion-activated camera traps that collect millions of images of animals in natural environments, and machine learning models capable of identifying species from these images reduce manual effort while allowing biodiversity monitoring and conservation studies at larger scales (Tabak et al., 2019). </w:t>
+        <w:t xml:space="preserve">We selected these specific animal classes to cover a variety of </w:t>
+      </w:r>
+      <w:r>
+        <w:t xml:space="preserve">mammal </w:t>
+      </w:r>
+      <w:r>
+        <w:t>species</w:t>
+      </w:r>
+      <w:r>
+        <w:t xml:space="preserve"> and birds</w:t>
+      </w:r>
+      <w:r>
+        <w:t>, to examine how models perform across different animal types and ensure that the model is generalizable to different types of animals.</w:t>
       </w:r>
     </w:p>
     <w:p>
       <w:pPr>
         <w:ind w:firstLine="720"/>
-        <w:rPr/>
       </w:pPr>
       <w:r>
-        <w:rPr>
-          <w:rtl w:val="0"/>
-        </w:rPr>
-        <w:t xml:space="preserve"> The variable we are trying to predict is “ClassName”, which refers to the correct animal category of each image. In this dataset, “ClassName” was manually mapped from the original “LabelName” codes, which allows us to directly use it as the target variable for classification tasks. This is a multi-class image classification problem. We will implement a baseline convolutional neural network and an improved model using </w:t>
-      </w:r>
-      <w:r>
-        <w:rPr>
-          <w:b w:val="1"/>
-          <w:bCs w:val="1"/>
-          <w:rtl w:val="0"/>
-        </w:rPr>
-        <w:t xml:space="preserve">various techniques</w:t>
-      </w:r>
-      <w:r>
-        <w:rPr>
-          <w:rtl w:val="0"/>
-        </w:rPr>
-        <w:t xml:space="preserve"> to predict the correct animal class from the input image. Model performance will be evaluated using metrics including accuracy, confusion matrices, per-class metrics such as accuracy, precision, and recall, and train/validation curves. This will provide information about the overall performance, strengths or weaknesses for each class, and how much the enhancements improve model performance when compared to the baseline. </w:t>
+        <w:t xml:space="preserve">Automated animal image classification has strong real‑world relevance. In wildlife ecology, researchers use motion-activated camera traps that collect millions of images of animals in natural environments, and machine learning models capable of identifying species from these images reduce manual effort while allowing biodiversity monitoring and conservation studies at larger scales (Tabak et al., 2019). </w:t>
       </w:r>
     </w:p>
     <w:p>
       <w:pPr>
         <w:ind w:firstLine="720"/>
-        <w:rPr/>
       </w:pPr>
       <w:r>
-        <w:rPr>
-          <w:rtl w:val="0"/>
-        </w:rPr>
+        <w:t xml:space="preserve"> The variable we are trying to predict is “</w:t>
+      </w:r>
+      <w:proofErr w:type="spellStart"/>
+      <w:r>
+        <w:t>ClassName</w:t>
+      </w:r>
+      <w:proofErr w:type="spellEnd"/>
+      <w:r>
+        <w:t>”, which refers to the correct animal category of each image. In this dataset, “</w:t>
+      </w:r>
+      <w:proofErr w:type="spellStart"/>
+      <w:r>
+        <w:t>ClassName</w:t>
+      </w:r>
+      <w:proofErr w:type="spellEnd"/>
+      <w:r>
+        <w:t>” was manually mapped from the original “</w:t>
+      </w:r>
+      <w:proofErr w:type="spellStart"/>
+      <w:r>
+        <w:t>LabelName</w:t>
+      </w:r>
+      <w:proofErr w:type="spellEnd"/>
+      <w:r>
+        <w:t xml:space="preserve">” codes, which allows us to directly use it as the target variable for classification tasks. This is a multi-class image classification problem. We will implement a baseline convolutional neural network and an improved model using </w:t>
+      </w:r>
+      <w:r>
+        <w:t xml:space="preserve">Transfer Learning </w:t>
+      </w:r>
+      <w:r>
+        <w:t>to</w:t>
+      </w:r>
+      <w:r>
+        <w:t xml:space="preserve"> predict the correct animal class from the input image. Model performance will be evaluated using metrics including accuracy, confusion matrices, per-class metrics such as accuracy, precision, and recall, and train/validation curves. This will provide information about the overall performance, strengths or weaknesses for each class, and how much the enhancements improve model performance when compared to the baseline. </w:t>
       </w:r>
     </w:p>
     <w:p>
       <w:pPr>
-        <w:ind w:left="0" w:firstLine="0"/>
+        <w:ind w:firstLine="720"/>
+      </w:pPr>
+    </w:p>
+    <w:p>
+      <w:pPr>
         <w:rPr>
-          <w:b w:val="1"/>
-          <w:bCs w:val="1"/>
+          <w:b/>
+          <w:bCs/>
           <w:u w:val="single"/>
         </w:rPr>
       </w:pPr>
       <w:r>
         <w:rPr>
-          <w:b w:val="1"/>
-          <w:bCs w:val="1"/>
+          <w:b/>
+          <w:bCs/>
           <w:u w:val="single"/>
-          <w:rtl w:val="0"/>
         </w:rPr>
-        <w:t xml:space="preserve">Citations:</w:t>
+        <w:t>Citations:</w:t>
       </w:r>
     </w:p>
+    <w:p/>
     <w:p>
-      <w:pPr>
-        <w:ind w:left="0" w:firstLine="0"/>
-        <w:rPr/>
-      </w:pPr>
+      <w:r>
+        <w:t xml:space="preserve">Krasin, I., </w:t>
+      </w:r>
+      <w:proofErr w:type="spellStart"/>
+      <w:r>
+        <w:t>Duerig</w:t>
+      </w:r>
+      <w:proofErr w:type="spellEnd"/>
+      <w:r>
+        <w:t>, T., Alldrin, N., Ferrari, V., Abu-El-</w:t>
+      </w:r>
+      <w:proofErr w:type="spellStart"/>
+      <w:r>
+        <w:t>Haija</w:t>
+      </w:r>
+      <w:proofErr w:type="spellEnd"/>
+      <w:r>
+        <w:t xml:space="preserve">, S., Kuznetsova, A., Rom, H., </w:t>
+      </w:r>
+      <w:proofErr w:type="spellStart"/>
+      <w:r>
+        <w:t>Uijlings</w:t>
+      </w:r>
+      <w:proofErr w:type="spellEnd"/>
+      <w:r>
+        <w:t xml:space="preserve">, J., Popov, S., Kamali, S., </w:t>
+      </w:r>
+      <w:proofErr w:type="spellStart"/>
+      <w:r>
+        <w:t>Malloci</w:t>
+      </w:r>
+      <w:proofErr w:type="spellEnd"/>
+      <w:r>
+        <w:t xml:space="preserve">, M., Pont-Tuset, J., Veit, A., Belongie, S., Gomes, V., Gupta, A., Sun, C., Chechik, G., Cai, D., Feng, Z., Narayanan, D., &amp; Murphy, K. (2017). </w:t>
+      </w:r>
+      <w:proofErr w:type="spellStart"/>
       <w:r>
         <w:rPr>
-          <w:rtl w:val="0"/>
+          <w:i/>
+          <w:iCs/>
         </w:rPr>
-      </w:r>
+        <w:t>OpenImages</w:t>
+      </w:r>
+      <w:proofErr w:type="spellEnd"/>
+      <w:r>
+        <w:rPr>
+          <w:i/>
+          <w:iCs/>
+        </w:rPr>
+        <w:t>: A public dataset for large-scale multi-label and multi-class image classification</w:t>
+      </w:r>
+      <w:r>
+        <w:t xml:space="preserve">. Google. </w:t>
+      </w:r>
+      <w:hyperlink r:id="rId4">
+        <w:r>
+          <w:rPr>
+            <w:color w:val="1155CC"/>
+            <w:u w:val="single"/>
+          </w:rPr>
+          <w:t>https://storage.googleapis.com/openimages/web/index.html</w:t>
+        </w:r>
+      </w:hyperlink>
     </w:p>
+    <w:p/>
     <w:p>
-      <w:pPr>
-        <w:rPr/>
-      </w:pPr>
+      <w:r>
+        <w:t xml:space="preserve">Open Images. (2017). </w:t>
+      </w:r>
       <w:r>
         <w:rPr>
-          <w:rtl w:val="0"/>
+          <w:i/>
+          <w:iCs/>
         </w:rPr>
-        <w:t xml:space="preserve">Krasin, I., Duerig, T., Alldrin, N., Ferrari, V., Abu-El-Haija, S., Kuznetsova, A., Rom, H., Uijlings, J., Popov, S., Kamali, S., Malloci, M., Pont-Tuset, J., Veit, A., Belongie, S., Gomes, V., Gupta, A., Sun, C., Chechik, G., Cai, D., Feng, Z., Narayanan, D., &amp; Murphy, K. (2017). </w:t>
+        <w:t>Open Images dataset V4: Facts &amp; figures</w:t>
+      </w:r>
+      <w:r>
+        <w:t xml:space="preserve">. Google. </w:t>
+      </w:r>
+      <w:hyperlink r:id="rId5">
+        <w:r>
+          <w:rPr>
+            <w:color w:val="1155CC"/>
+            <w:u w:val="single"/>
+          </w:rPr>
+          <w:t>https://storage.googleapis.com/openimages/web/factsfigures_v4.html</w:t>
+        </w:r>
+      </w:hyperlink>
+    </w:p>
+    <w:p/>
+    <w:p>
+      <w:r>
+        <w:lastRenderedPageBreak/>
+        <w:t xml:space="preserve">Tabak, M. A., </w:t>
+      </w:r>
+      <w:proofErr w:type="spellStart"/>
+      <w:r>
+        <w:t>Norouzzadeh</w:t>
+      </w:r>
+      <w:proofErr w:type="spellEnd"/>
+      <w:r>
+        <w:t xml:space="preserve">, M. S., Wolfson, D. W., Sweeney, S. J., Vercauteren, K. C., Snow, N. P., ... &amp; Miller, R. S. (2019). Machine learning to classify animal species in camera trap images: Applications to ecology. </w:t>
       </w:r>
       <w:r>
         <w:rPr>
-          <w:i w:val="1"/>
-          <w:iCs w:val="1"/>
-          <w:rtl w:val="0"/>
+          <w:i/>
+          <w:iCs/>
         </w:rPr>
-        <w:t xml:space="preserve">OpenImages: A public dataset for large-scale multi-label and multi-class image classification</w:t>
-      </w:r>
-      <w:r>
-        <w:rPr>
-          <w:rtl w:val="0"/>
-        </w:rPr>
-        <w:t xml:space="preserve">. Google. </w:t>
+        <w:t>Ecology and Evolution, 9</w:t>
+      </w:r>
+      <w:r>
+        <w:t xml:space="preserve">(24), 13778–13794. </w:t>
       </w:r>
       <w:hyperlink r:id="rId6">
         <w:r>
           <w:rPr>
-            <w:color w:val="1155cc"/>
+            <w:color w:val="1155CC"/>
             <w:u w:val="single"/>
-            <w:rtl w:val="0"/>
           </w:rPr>
-          <w:t xml:space="preserve">https://storage.googleapis.com/openimages/web/index.html</w:t>
+          <w:t>https://doi.org/10.1002/ece3.5863</w:t>
         </w:r>
       </w:hyperlink>
-      <w:r>
-        <w:rPr>
-          <w:rtl w:val="0"/>
-        </w:rPr>
-      </w:r>
-    </w:p>
-    <w:p>
-      <w:pPr>
-        <w:rPr/>
-      </w:pPr>
-      <w:r>
-        <w:rPr>
-          <w:rtl w:val="0"/>
-        </w:rPr>
-      </w:r>
-    </w:p>
-    <w:p>
-      <w:pPr>
-        <w:rPr/>
-      </w:pPr>
-      <w:r>
-        <w:rPr>
-          <w:rtl w:val="0"/>
-        </w:rPr>
-        <w:t xml:space="preserve">Open Images. (2017). </w:t>
-      </w:r>
-      <w:r>
-        <w:rPr>
-          <w:i w:val="1"/>
-          <w:iCs w:val="1"/>
-          <w:rtl w:val="0"/>
-        </w:rPr>
-        <w:t xml:space="preserve">Open Images dataset V4: Facts &amp; figures</w:t>
-      </w:r>
-      <w:r>
-        <w:rPr>
-          <w:rtl w:val="0"/>
-        </w:rPr>
-        <w:t xml:space="preserve">. Google. </w:t>
-      </w:r>
-      <w:hyperlink r:id="rId7">
-        <w:r>
-          <w:rPr>
-            <w:color w:val="1155cc"/>
-            <w:u w:val="single"/>
-            <w:rtl w:val="0"/>
-          </w:rPr>
-          <w:t xml:space="preserve">https://storage.googleapis.com/openimages/web/factsfigures_v4.html</w:t>
-        </w:r>
-      </w:hyperlink>
-      <w:r>
-        <w:rPr>
-          <w:rtl w:val="0"/>
-        </w:rPr>
-      </w:r>
-    </w:p>
-    <w:p>
-      <w:pPr>
-        <w:ind w:left="0" w:firstLine="0"/>
-        <w:rPr/>
-      </w:pPr>
-      <w:r>
-        <w:rPr>
-          <w:rtl w:val="0"/>
-        </w:rPr>
-      </w:r>
-    </w:p>
-    <w:p>
-      <w:pPr>
-        <w:ind w:left="0" w:firstLine="0"/>
-        <w:rPr/>
-      </w:pPr>
-      <w:r>
-        <w:rPr>
-          <w:rtl w:val="0"/>
-        </w:rPr>
-        <w:t xml:space="preserve">Tabak, M. A., Norouzzadeh, M. S., Wolfson, D. W., Sweeney, S. J., Vercauteren, K. C., Snow, N. P., ... &amp; Miller, R. S. (2019). Machine learning to classify animal species in camera trap images: Applications to ecology. </w:t>
-      </w:r>
-      <w:r>
-        <w:rPr>
-          <w:i w:val="1"/>
-          <w:iCs w:val="1"/>
-          <w:rtl w:val="0"/>
-        </w:rPr>
-        <w:t xml:space="preserve">Ecology and Evolution, 9</w:t>
-      </w:r>
-      <w:r>
-        <w:rPr>
-          <w:rtl w:val="0"/>
-        </w:rPr>
-        <w:t xml:space="preserve">(24), 13778–13794. </w:t>
-      </w:r>
-      <w:hyperlink r:id="rId8">
-        <w:r>
-          <w:rPr>
-            <w:color w:val="1155cc"/>
-            <w:u w:val="single"/>
-            <w:rtl w:val="0"/>
-          </w:rPr>
-          <w:t xml:space="preserve">https://doi.org/10.1002/ece3.5863</w:t>
-        </w:r>
-      </w:hyperlink>
-      <w:r>
-        <w:rPr>
-          <w:rtl w:val="0"/>
-        </w:rPr>
-      </w:r>
     </w:p>
     <w:sectPr>
-      <w:pgSz w:h="15840" w:w="12240" w:orient="portrait"/>
-      <w:pgMar w:bottom="1440" w:top="1440" w:left="1440" w:right="1440" w:header="720" w:footer="720"/>
+      <w:pgSz w:w="12240" w:h="15840"/>
+      <w:pgMar w:top="1440" w:right="1440" w:bottom="1440" w:left="1440" w:header="720" w:footer="720" w:gutter="0"/>
       <w:pgNumType w:start="1"/>
+      <w:cols w:space="720"/>
     </w:sectPr>
   </w:body>
 </w:document>
 </file>
 
-<file path=word/numbering.xml><?xml version="1.0" encoding="utf-8"?>
-<w:numbering xmlns:mc="http://schemas.openxmlformats.org/markup-compatibility/2006" xmlns:o="urn:schemas-microsoft-com:office:office" xmlns:r="http://schemas.openxmlformats.org/officeDocument/2006/relationships" xmlns:m="http://schemas.openxmlformats.org/officeDocument/2006/math" xmlns:v="urn:schemas-microsoft-com:vml" xmlns:wp="http://schemas.openxmlformats.org/drawingml/2006/wordprocessingDrawing" xmlns:w10="urn:schemas-microsoft-com:office:word" xmlns:w="http://schemas.openxmlformats.org/wordprocessingml/2006/main" xmlns:wne="http://schemas.microsoft.com/office/word/2006/wordml" xmlns:sl="http://schemas.openxmlformats.org/schemaLibrary/2006/main" xmlns:a="http://schemas.openxmlformats.org/drawingml/2006/main" xmlns:pic="http://schemas.openxmlformats.org/drawingml/2006/picture" xmlns:c="http://schemas.openxmlformats.org/drawingml/2006/chart" xmlns:lc="http://schemas.openxmlformats.org/drawingml/2006/lockedCanvas" xmlns:dgm="http://schemas.openxmlformats.org/drawingml/2006/diagram" xmlns:wps="http://schemas.microsoft.com/office/word/2010/wordprocessingShape" xmlns:wpg="http://schemas.microsoft.com/office/word/2010/wordprocessingGroup" xmlns:w14="http://schemas.microsoft.com/office/word/2010/wordml" xmlns:w15="http://schemas.microsoft.com/office/word/2012/wordml" xmlns:w16="http://schemas.microsoft.com/office/word/2018/wordml" xmlns:w16cex="http://schemas.microsoft.com/office/word/2018/wordml/cex" xmlns:w16cid="http://schemas.microsoft.com/office/word/2016/wordml/cid" xmlns="http://schemas.microsoft.com/office/tasks/2019/documenttasks" xmlns:cr="http://schemas.microsoft.com/office/comments/2020/reactions"/>
-</file>
-
 <file path=word/styles.xml><?xml version="1.0" encoding="utf-8"?>
-<w:styles xmlns:mc="http://schemas.openxmlformats.org/markup-compatibility/2006" xmlns:o="urn:schemas-microsoft-com:office:office" xmlns:r="http://schemas.openxmlformats.org/officeDocument/2006/relationships" xmlns:m="http://schemas.openxmlformats.org/officeDocument/2006/math" xmlns:v="urn:schemas-microsoft-com:vml" xmlns:wp="http://schemas.openxmlformats.org/drawingml/2006/wordprocessingDrawing" xmlns:w10="urn:schemas-microsoft-com:office:word" xmlns:w="http://schemas.openxmlformats.org/wordprocessingml/2006/main" xmlns:wne="http://schemas.microsoft.com/office/word/2006/wordml" xmlns:sl="http://schemas.openxmlformats.org/schemaLibrary/2006/main" xmlns:a="http://schemas.openxmlformats.org/drawingml/2006/main" xmlns:pic="http://schemas.openxmlformats.org/drawingml/2006/picture" xmlns:c="http://schemas.openxmlformats.org/drawingml/2006/chart" xmlns:lc="http://schemas.openxmlformats.org/drawingml/2006/lockedCanvas" xmlns:dgm="http://schemas.openxmlformats.org/drawingml/2006/diagram" xmlns:wps="http://schemas.microsoft.com/office/word/2010/wordprocessingShape" xmlns:wpg="http://schemas.microsoft.com/office/word/2010/wordprocessingGroup" xmlns:w14="http://schemas.microsoft.com/office/word/2010/wordml" xmlns:w15="http://schemas.microsoft.com/office/word/2012/wordml" xmlns:w16="http://schemas.microsoft.com/office/word/2018/wordml" xmlns:w16cex="http://schemas.microsoft.com/office/word/2018/wordml/cex" xmlns:w16cid="http://schemas.microsoft.com/office/word/2016/wordml/cid" xmlns="http://schemas.microsoft.com/office/tasks/2019/documenttasks" xmlns:cr="http://schemas.microsoft.com/office/comments/2020/reactions">
+<w:styles xmlns:mc="http://schemas.openxmlformats.org/markup-compatibility/2006" xmlns:r="http://schemas.openxmlformats.org/officeDocument/2006/relationships" xmlns:w="http://schemas.openxmlformats.org/wordprocessingml/2006/main" xmlns:w14="http://schemas.microsoft.com/office/word/2010/wordml" xmlns:w15="http://schemas.microsoft.com/office/word/2012/wordml" xmlns:w16cex="http://schemas.microsoft.com/office/word/2018/wordml/cex" xmlns:w16cid="http://schemas.microsoft.com/office/word/2016/wordml/cid" xmlns:w16="http://schemas.microsoft.com/office/word/2018/wordml" xmlns:w16du="http://schemas.microsoft.com/office/word/2023/wordml/word16du" xmlns:w16sdtdh="http://schemas.microsoft.com/office/word/2020/wordml/sdtdatahash" xmlns:w16sdtfl="http://schemas.microsoft.com/office/word/2024/wordml/sdtformatlock" xmlns:w16se="http://schemas.microsoft.com/office/word/2015/wordml/symex" mc:Ignorable="w14 w15 w16se w16cid w16 w16cex w16sdtdh w16sdtfl w16du">
   <w:docDefaults>
     <w:rPrDefault>
       <w:rPr>
-        <w:rFonts w:ascii="Arial" w:cs="Arial" w:eastAsia="Arial" w:hAnsi="Arial"/>
+        <w:rFonts w:ascii="Arial" w:eastAsia="Arial" w:hAnsi="Arial" w:cs="Arial"/>
         <w:sz w:val="22"/>
         <w:szCs w:val="22"/>
-        <w:lang w:val="en"/>
+        <w:lang w:val="en" w:eastAsia="zh-CN" w:bidi="ar-SA"/>
       </w:rPr>
     </w:rPrDefault>
     <w:pPrDefault>
@@ -367,29 +362,399 @@
       </w:pPr>
     </w:pPrDefault>
   </w:docDefaults>
-  <w:style w:type="table" w:styleId="TableNormal" w:default="1">
-    <w:name w:val="TableNormal"/>
-    <w:tblPr>
-      <w:tblCellMar>
-        <w:top w:w="100.0" w:type="dxa"/>
-        <w:left w:w="100.0" w:type="dxa"/>
-        <w:bottom w:w="100.0" w:type="dxa"/>
-        <w:right w:w="100.0" w:type="dxa"/>
-      </w:tblCellMar>
-    </w:tblPr>
-  </w:style>
-  <w:style w:type="paragraph" w:styleId="Normal" w:default="1">
-    <w:name w:val="normal"/>
+  <w:latentStyles w:defLockedState="0" w:defUIPriority="99" w:defSemiHidden="0" w:defUnhideWhenUsed="0" w:defQFormat="0" w:count="376">
+    <w:lsdException w:name="Normal" w:uiPriority="0" w:qFormat="1"/>
+    <w:lsdException w:name="heading 1" w:uiPriority="9" w:qFormat="1"/>
+    <w:lsdException w:name="heading 2" w:semiHidden="1" w:uiPriority="9" w:unhideWhenUsed="1" w:qFormat="1"/>
+    <w:lsdException w:name="heading 3" w:semiHidden="1" w:uiPriority="9" w:unhideWhenUsed="1" w:qFormat="1"/>
+    <w:lsdException w:name="heading 4" w:semiHidden="1" w:uiPriority="9" w:unhideWhenUsed="1" w:qFormat="1"/>
+    <w:lsdException w:name="heading 5" w:semiHidden="1" w:uiPriority="9" w:unhideWhenUsed="1" w:qFormat="1"/>
+    <w:lsdException w:name="heading 6" w:semiHidden="1" w:uiPriority="9" w:unhideWhenUsed="1" w:qFormat="1"/>
+    <w:lsdException w:name="heading 7" w:semiHidden="1" w:uiPriority="9" w:unhideWhenUsed="1" w:qFormat="1"/>
+    <w:lsdException w:name="heading 8" w:semiHidden="1" w:uiPriority="9" w:unhideWhenUsed="1" w:qFormat="1"/>
+    <w:lsdException w:name="heading 9" w:semiHidden="1" w:uiPriority="9" w:unhideWhenUsed="1" w:qFormat="1"/>
+    <w:lsdException w:name="index 1" w:semiHidden="1" w:unhideWhenUsed="1"/>
+    <w:lsdException w:name="index 2" w:semiHidden="1" w:unhideWhenUsed="1"/>
+    <w:lsdException w:name="index 3" w:semiHidden="1" w:unhideWhenUsed="1"/>
+    <w:lsdException w:name="index 4" w:semiHidden="1" w:unhideWhenUsed="1"/>
+    <w:lsdException w:name="index 5" w:semiHidden="1" w:unhideWhenUsed="1"/>
+    <w:lsdException w:name="index 6" w:semiHidden="1" w:unhideWhenUsed="1"/>
+    <w:lsdException w:name="index 7" w:semiHidden="1" w:unhideWhenUsed="1"/>
+    <w:lsdException w:name="index 8" w:semiHidden="1" w:unhideWhenUsed="1"/>
+    <w:lsdException w:name="index 9" w:semiHidden="1" w:unhideWhenUsed="1"/>
+    <w:lsdException w:name="toc 1" w:semiHidden="1" w:uiPriority="39" w:unhideWhenUsed="1"/>
+    <w:lsdException w:name="toc 2" w:semiHidden="1" w:uiPriority="39" w:unhideWhenUsed="1"/>
+    <w:lsdException w:name="toc 3" w:semiHidden="1" w:uiPriority="39" w:unhideWhenUsed="1"/>
+    <w:lsdException w:name="toc 4" w:semiHidden="1" w:uiPriority="39" w:unhideWhenUsed="1"/>
+    <w:lsdException w:name="toc 5" w:semiHidden="1" w:uiPriority="39" w:unhideWhenUsed="1"/>
+    <w:lsdException w:name="toc 6" w:semiHidden="1" w:uiPriority="39" w:unhideWhenUsed="1"/>
+    <w:lsdException w:name="toc 7" w:semiHidden="1" w:uiPriority="39" w:unhideWhenUsed="1"/>
+    <w:lsdException w:name="toc 8" w:semiHidden="1" w:uiPriority="39" w:unhideWhenUsed="1"/>
+    <w:lsdException w:name="toc 9" w:semiHidden="1" w:uiPriority="39" w:unhideWhenUsed="1"/>
+    <w:lsdException w:name="Normal Indent" w:semiHidden="1" w:unhideWhenUsed="1"/>
+    <w:lsdException w:name="footnote text" w:semiHidden="1" w:unhideWhenUsed="1"/>
+    <w:lsdException w:name="annotation text" w:semiHidden="1" w:unhideWhenUsed="1"/>
+    <w:lsdException w:name="header" w:semiHidden="1" w:unhideWhenUsed="1"/>
+    <w:lsdException w:name="footer" w:semiHidden="1" w:unhideWhenUsed="1"/>
+    <w:lsdException w:name="index heading" w:semiHidden="1" w:unhideWhenUsed="1"/>
+    <w:lsdException w:name="caption" w:semiHidden="1" w:uiPriority="35" w:unhideWhenUsed="1" w:qFormat="1"/>
+    <w:lsdException w:name="table of figures" w:semiHidden="1" w:unhideWhenUsed="1"/>
+    <w:lsdException w:name="envelope address" w:semiHidden="1" w:unhideWhenUsed="1"/>
+    <w:lsdException w:name="envelope return" w:semiHidden="1" w:unhideWhenUsed="1"/>
+    <w:lsdException w:name="footnote reference" w:semiHidden="1" w:unhideWhenUsed="1"/>
+    <w:lsdException w:name="annotation reference" w:semiHidden="1" w:unhideWhenUsed="1"/>
+    <w:lsdException w:name="line number" w:semiHidden="1" w:unhideWhenUsed="1"/>
+    <w:lsdException w:name="page number" w:semiHidden="1" w:unhideWhenUsed="1"/>
+    <w:lsdException w:name="endnote reference" w:semiHidden="1" w:unhideWhenUsed="1"/>
+    <w:lsdException w:name="endnote text" w:semiHidden="1" w:unhideWhenUsed="1"/>
+    <w:lsdException w:name="table of authorities" w:semiHidden="1" w:unhideWhenUsed="1"/>
+    <w:lsdException w:name="macro" w:semiHidden="1" w:unhideWhenUsed="1"/>
+    <w:lsdException w:name="toa heading" w:semiHidden="1" w:unhideWhenUsed="1"/>
+    <w:lsdException w:name="List" w:semiHidden="1" w:unhideWhenUsed="1"/>
+    <w:lsdException w:name="List Bullet" w:semiHidden="1" w:unhideWhenUsed="1"/>
+    <w:lsdException w:name="List Number" w:semiHidden="1" w:unhideWhenUsed="1"/>
+    <w:lsdException w:name="List 2" w:semiHidden="1" w:unhideWhenUsed="1"/>
+    <w:lsdException w:name="List 3" w:semiHidden="1" w:unhideWhenUsed="1"/>
+    <w:lsdException w:name="List 4" w:semiHidden="1" w:unhideWhenUsed="1"/>
+    <w:lsdException w:name="List 5" w:semiHidden="1" w:unhideWhenUsed="1"/>
+    <w:lsdException w:name="List Bullet 2" w:semiHidden="1" w:unhideWhenUsed="1"/>
+    <w:lsdException w:name="List Bullet 3" w:semiHidden="1" w:unhideWhenUsed="1"/>
+    <w:lsdException w:name="List Bullet 4" w:semiHidden="1" w:unhideWhenUsed="1"/>
+    <w:lsdException w:name="List Bullet 5" w:semiHidden="1" w:unhideWhenUsed="1"/>
+    <w:lsdException w:name="List Number 2" w:semiHidden="1" w:unhideWhenUsed="1"/>
+    <w:lsdException w:name="List Number 3" w:semiHidden="1" w:unhideWhenUsed="1"/>
+    <w:lsdException w:name="List Number 4" w:semiHidden="1" w:unhideWhenUsed="1"/>
+    <w:lsdException w:name="List Number 5" w:semiHidden="1" w:unhideWhenUsed="1"/>
+    <w:lsdException w:name="Title" w:uiPriority="10" w:qFormat="1"/>
+    <w:lsdException w:name="Closing" w:semiHidden="1" w:unhideWhenUsed="1"/>
+    <w:lsdException w:name="Signature" w:semiHidden="1" w:unhideWhenUsed="1"/>
+    <w:lsdException w:name="Default Paragraph Font" w:semiHidden="1" w:uiPriority="1" w:unhideWhenUsed="1"/>
+    <w:lsdException w:name="Body Text" w:semiHidden="1" w:unhideWhenUsed="1"/>
+    <w:lsdException w:name="Body Text Indent" w:semiHidden="1" w:unhideWhenUsed="1"/>
+    <w:lsdException w:name="List Continue" w:semiHidden="1" w:unhideWhenUsed="1"/>
+    <w:lsdException w:name="List Continue 2" w:semiHidden="1" w:unhideWhenUsed="1"/>
+    <w:lsdException w:name="List Continue 3" w:semiHidden="1" w:unhideWhenUsed="1"/>
+    <w:lsdException w:name="List Continue 4" w:semiHidden="1" w:unhideWhenUsed="1"/>
+    <w:lsdException w:name="List Continue 5" w:semiHidden="1" w:unhideWhenUsed="1"/>
+    <w:lsdException w:name="Message Header" w:semiHidden="1" w:unhideWhenUsed="1"/>
+    <w:lsdException w:name="Subtitle" w:uiPriority="11" w:qFormat="1"/>
+    <w:lsdException w:name="Salutation" w:semiHidden="1" w:unhideWhenUsed="1"/>
+    <w:lsdException w:name="Date" w:semiHidden="1" w:unhideWhenUsed="1"/>
+    <w:lsdException w:name="Body Text First Indent" w:semiHidden="1" w:unhideWhenUsed="1"/>
+    <w:lsdException w:name="Body Text First Indent 2" w:semiHidden="1" w:unhideWhenUsed="1"/>
+    <w:lsdException w:name="Note Heading" w:semiHidden="1" w:unhideWhenUsed="1"/>
+    <w:lsdException w:name="Body Text 2" w:semiHidden="1" w:unhideWhenUsed="1"/>
+    <w:lsdException w:name="Body Text 3" w:semiHidden="1" w:unhideWhenUsed="1"/>
+    <w:lsdException w:name="Body Text Indent 2" w:semiHidden="1" w:unhideWhenUsed="1"/>
+    <w:lsdException w:name="Body Text Indent 3" w:semiHidden="1" w:unhideWhenUsed="1"/>
+    <w:lsdException w:name="Block Text" w:semiHidden="1" w:unhideWhenUsed="1"/>
+    <w:lsdException w:name="Hyperlink" w:semiHidden="1" w:unhideWhenUsed="1"/>
+    <w:lsdException w:name="FollowedHyperlink" w:semiHidden="1" w:unhideWhenUsed="1"/>
+    <w:lsdException w:name="Strong" w:uiPriority="22" w:qFormat="1"/>
+    <w:lsdException w:name="Emphasis" w:uiPriority="20" w:qFormat="1"/>
+    <w:lsdException w:name="Document Map" w:semiHidden="1" w:unhideWhenUsed="1"/>
+    <w:lsdException w:name="Plain Text" w:semiHidden="1" w:unhideWhenUsed="1"/>
+    <w:lsdException w:name="E-mail Signature" w:semiHidden="1" w:unhideWhenUsed="1"/>
+    <w:lsdException w:name="HTML Top of Form" w:semiHidden="1" w:unhideWhenUsed="1"/>
+    <w:lsdException w:name="HTML Bottom of Form" w:semiHidden="1" w:unhideWhenUsed="1"/>
+    <w:lsdException w:name="Normal (Web)" w:semiHidden="1" w:unhideWhenUsed="1"/>
+    <w:lsdException w:name="HTML Acronym" w:semiHidden="1" w:unhideWhenUsed="1"/>
+    <w:lsdException w:name="HTML Address" w:semiHidden="1" w:unhideWhenUsed="1"/>
+    <w:lsdException w:name="HTML Cite" w:semiHidden="1" w:unhideWhenUsed="1"/>
+    <w:lsdException w:name="HTML Code" w:semiHidden="1" w:unhideWhenUsed="1"/>
+    <w:lsdException w:name="HTML Definition" w:semiHidden="1" w:unhideWhenUsed="1"/>
+    <w:lsdException w:name="HTML Keyboard" w:semiHidden="1" w:unhideWhenUsed="1"/>
+    <w:lsdException w:name="HTML Preformatted" w:semiHidden="1" w:unhideWhenUsed="1"/>
+    <w:lsdException w:name="HTML Sample" w:semiHidden="1" w:unhideWhenUsed="1"/>
+    <w:lsdException w:name="HTML Typewriter" w:semiHidden="1" w:unhideWhenUsed="1"/>
+    <w:lsdException w:name="HTML Variable" w:semiHidden="1" w:unhideWhenUsed="1"/>
+    <w:lsdException w:name="Normal Table" w:semiHidden="1" w:unhideWhenUsed="1"/>
+    <w:lsdException w:name="annotation subject" w:semiHidden="1" w:unhideWhenUsed="1"/>
+    <w:lsdException w:name="No List" w:semiHidden="1" w:unhideWhenUsed="1"/>
+    <w:lsdException w:name="Outline List 1" w:semiHidden="1" w:unhideWhenUsed="1"/>
+    <w:lsdException w:name="Outline List 2" w:semiHidden="1" w:unhideWhenUsed="1"/>
+    <w:lsdException w:name="Outline List 3" w:semiHidden="1" w:unhideWhenUsed="1"/>
+    <w:lsdException w:name="Table Simple 1" w:semiHidden="1" w:unhideWhenUsed="1"/>
+    <w:lsdException w:name="Table Simple 2" w:semiHidden="1" w:unhideWhenUsed="1"/>
+    <w:lsdException w:name="Table Simple 3" w:semiHidden="1" w:unhideWhenUsed="1"/>
+    <w:lsdException w:name="Table Classic 1" w:semiHidden="1" w:unhideWhenUsed="1"/>
+    <w:lsdException w:name="Table Classic 2" w:semiHidden="1" w:unhideWhenUsed="1"/>
+    <w:lsdException w:name="Table Classic 3" w:semiHidden="1" w:unhideWhenUsed="1"/>
+    <w:lsdException w:name="Table Classic 4" w:semiHidden="1" w:unhideWhenUsed="1"/>
+    <w:lsdException w:name="Table Colorful 1" w:semiHidden="1" w:unhideWhenUsed="1"/>
+    <w:lsdException w:name="Table Colorful 2" w:semiHidden="1" w:unhideWhenUsed="1"/>
+    <w:lsdException w:name="Table Colorful 3" w:semiHidden="1" w:unhideWhenUsed="1"/>
+    <w:lsdException w:name="Table Columns 1" w:semiHidden="1" w:unhideWhenUsed="1"/>
+    <w:lsdException w:name="Table Columns 2" w:semiHidden="1" w:unhideWhenUsed="1"/>
+    <w:lsdException w:name="Table Columns 3" w:semiHidden="1" w:unhideWhenUsed="1"/>
+    <w:lsdException w:name="Table Columns 4" w:semiHidden="1" w:unhideWhenUsed="1"/>
+    <w:lsdException w:name="Table Columns 5" w:semiHidden="1" w:unhideWhenUsed="1"/>
+    <w:lsdException w:name="Table Grid 1" w:semiHidden="1" w:unhideWhenUsed="1"/>
+    <w:lsdException w:name="Table Grid 2" w:semiHidden="1" w:unhideWhenUsed="1"/>
+    <w:lsdException w:name="Table Grid 3" w:semiHidden="1" w:unhideWhenUsed="1"/>
+    <w:lsdException w:name="Table Grid 4" w:semiHidden="1" w:unhideWhenUsed="1"/>
+    <w:lsdException w:name="Table Grid 5" w:semiHidden="1" w:unhideWhenUsed="1"/>
+    <w:lsdException w:name="Table Grid 6" w:semiHidden="1" w:unhideWhenUsed="1"/>
+    <w:lsdException w:name="Table Grid 7" w:semiHidden="1" w:unhideWhenUsed="1"/>
+    <w:lsdException w:name="Table Grid 8" w:semiHidden="1" w:unhideWhenUsed="1"/>
+    <w:lsdException w:name="Table List 1" w:semiHidden="1" w:unhideWhenUsed="1"/>
+    <w:lsdException w:name="Table List 2" w:semiHidden="1" w:unhideWhenUsed="1"/>
+    <w:lsdException w:name="Table List 3" w:semiHidden="1" w:unhideWhenUsed="1"/>
+    <w:lsdException w:name="Table List 4" w:semiHidden="1" w:unhideWhenUsed="1"/>
+    <w:lsdException w:name="Table List 5" w:semiHidden="1" w:unhideWhenUsed="1"/>
+    <w:lsdException w:name="Table List 6" w:semiHidden="1" w:unhideWhenUsed="1"/>
+    <w:lsdException w:name="Table List 7" w:semiHidden="1" w:unhideWhenUsed="1"/>
+    <w:lsdException w:name="Table List 8" w:semiHidden="1" w:unhideWhenUsed="1"/>
+    <w:lsdException w:name="Table 3D effects 1" w:semiHidden="1" w:unhideWhenUsed="1"/>
+    <w:lsdException w:name="Table 3D effects 2" w:semiHidden="1" w:unhideWhenUsed="1"/>
+    <w:lsdException w:name="Table 3D effects 3" w:semiHidden="1" w:unhideWhenUsed="1"/>
+    <w:lsdException w:name="Table Contemporary" w:semiHidden="1" w:unhideWhenUsed="1"/>
+    <w:lsdException w:name="Table Elegant" w:semiHidden="1" w:unhideWhenUsed="1"/>
+    <w:lsdException w:name="Table Professional" w:semiHidden="1" w:unhideWhenUsed="1"/>
+    <w:lsdException w:name="Table Subtle 1" w:semiHidden="1" w:unhideWhenUsed="1"/>
+    <w:lsdException w:name="Table Subtle 2" w:semiHidden="1" w:unhideWhenUsed="1"/>
+    <w:lsdException w:name="Table Web 1" w:semiHidden="1" w:unhideWhenUsed="1"/>
+    <w:lsdException w:name="Table Web 2" w:semiHidden="1" w:unhideWhenUsed="1"/>
+    <w:lsdException w:name="Table Web 3" w:semiHidden="1" w:unhideWhenUsed="1"/>
+    <w:lsdException w:name="Balloon Text" w:semiHidden="1" w:unhideWhenUsed="1"/>
+    <w:lsdException w:name="Table Grid" w:uiPriority="39"/>
+    <w:lsdException w:name="Table Theme" w:semiHidden="1" w:unhideWhenUsed="1"/>
+    <w:lsdException w:name="Placeholder Text" w:semiHidden="1"/>
+    <w:lsdException w:name="No Spacing" w:uiPriority="1" w:qFormat="1"/>
+    <w:lsdException w:name="Light Shading" w:uiPriority="60"/>
+    <w:lsdException w:name="Light List" w:uiPriority="61"/>
+    <w:lsdException w:name="Light Grid" w:uiPriority="62"/>
+    <w:lsdException w:name="Medium Shading 1" w:uiPriority="63"/>
+    <w:lsdException w:name="Medium Shading 2" w:uiPriority="64"/>
+    <w:lsdException w:name="Medium List 1" w:uiPriority="65"/>
+    <w:lsdException w:name="Medium List 2" w:uiPriority="66"/>
+    <w:lsdException w:name="Medium Grid 1" w:uiPriority="67"/>
+    <w:lsdException w:name="Medium Grid 2" w:uiPriority="68"/>
+    <w:lsdException w:name="Medium Grid 3" w:uiPriority="69"/>
+    <w:lsdException w:name="Dark List" w:uiPriority="70"/>
+    <w:lsdException w:name="Colorful Shading" w:uiPriority="71"/>
+    <w:lsdException w:name="Colorful List" w:uiPriority="72"/>
+    <w:lsdException w:name="Colorful Grid" w:uiPriority="73"/>
+    <w:lsdException w:name="Light Shading Accent 1" w:uiPriority="60"/>
+    <w:lsdException w:name="Light List Accent 1" w:uiPriority="61"/>
+    <w:lsdException w:name="Light Grid Accent 1" w:uiPriority="62"/>
+    <w:lsdException w:name="Medium Shading 1 Accent 1" w:uiPriority="63"/>
+    <w:lsdException w:name="Medium Shading 2 Accent 1" w:uiPriority="64"/>
+    <w:lsdException w:name="Medium List 1 Accent 1" w:uiPriority="65"/>
+    <w:lsdException w:name="Revision" w:semiHidden="1"/>
+    <w:lsdException w:name="List Paragraph" w:uiPriority="34" w:qFormat="1"/>
+    <w:lsdException w:name="Quote" w:uiPriority="29" w:qFormat="1"/>
+    <w:lsdException w:name="Intense Quote" w:uiPriority="30" w:qFormat="1"/>
+    <w:lsdException w:name="Medium List 2 Accent 1" w:uiPriority="66"/>
+    <w:lsdException w:name="Medium Grid 1 Accent 1" w:uiPriority="67"/>
+    <w:lsdException w:name="Medium Grid 2 Accent 1" w:uiPriority="68"/>
+    <w:lsdException w:name="Medium Grid 3 Accent 1" w:uiPriority="69"/>
+    <w:lsdException w:name="Dark List Accent 1" w:uiPriority="70"/>
+    <w:lsdException w:name="Colorful Shading Accent 1" w:uiPriority="71"/>
+    <w:lsdException w:name="Colorful List Accent 1" w:uiPriority="72"/>
+    <w:lsdException w:name="Colorful Grid Accent 1" w:uiPriority="73"/>
+    <w:lsdException w:name="Light Shading Accent 2" w:uiPriority="60"/>
+    <w:lsdException w:name="Light List Accent 2" w:uiPriority="61"/>
+    <w:lsdException w:name="Light Grid Accent 2" w:uiPriority="62"/>
+    <w:lsdException w:name="Medium Shading 1 Accent 2" w:uiPriority="63"/>
+    <w:lsdException w:name="Medium Shading 2 Accent 2" w:uiPriority="64"/>
+    <w:lsdException w:name="Medium List 1 Accent 2" w:uiPriority="65"/>
+    <w:lsdException w:name="Medium List 2 Accent 2" w:uiPriority="66"/>
+    <w:lsdException w:name="Medium Grid 1 Accent 2" w:uiPriority="67"/>
+    <w:lsdException w:name="Medium Grid 2 Accent 2" w:uiPriority="68"/>
+    <w:lsdException w:name="Medium Grid 3 Accent 2" w:uiPriority="69"/>
+    <w:lsdException w:name="Dark List Accent 2" w:uiPriority="70"/>
+    <w:lsdException w:name="Colorful Shading Accent 2" w:uiPriority="71"/>
+    <w:lsdException w:name="Colorful List Accent 2" w:uiPriority="72"/>
+    <w:lsdException w:name="Colorful Grid Accent 2" w:uiPriority="73"/>
+    <w:lsdException w:name="Light Shading Accent 3" w:uiPriority="60"/>
+    <w:lsdException w:name="Light List Accent 3" w:uiPriority="61"/>
+    <w:lsdException w:name="Light Grid Accent 3" w:uiPriority="62"/>
+    <w:lsdException w:name="Medium Shading 1 Accent 3" w:uiPriority="63"/>
+    <w:lsdException w:name="Medium Shading 2 Accent 3" w:uiPriority="64"/>
+    <w:lsdException w:name="Medium List 1 Accent 3" w:uiPriority="65"/>
+    <w:lsdException w:name="Medium List 2 Accent 3" w:uiPriority="66"/>
+    <w:lsdException w:name="Medium Grid 1 Accent 3" w:uiPriority="67"/>
+    <w:lsdException w:name="Medium Grid 2 Accent 3" w:uiPriority="68"/>
+    <w:lsdException w:name="Medium Grid 3 Accent 3" w:uiPriority="69"/>
+    <w:lsdException w:name="Dark List Accent 3" w:uiPriority="70"/>
+    <w:lsdException w:name="Colorful Shading Accent 3" w:uiPriority="71"/>
+    <w:lsdException w:name="Colorful List Accent 3" w:uiPriority="72"/>
+    <w:lsdException w:name="Colorful Grid Accent 3" w:uiPriority="73"/>
+    <w:lsdException w:name="Light Shading Accent 4" w:uiPriority="60"/>
+    <w:lsdException w:name="Light List Accent 4" w:uiPriority="61"/>
+    <w:lsdException w:name="Light Grid Accent 4" w:uiPriority="62"/>
+    <w:lsdException w:name="Medium Shading 1 Accent 4" w:uiPriority="63"/>
+    <w:lsdException w:name="Medium Shading 2 Accent 4" w:uiPriority="64"/>
+    <w:lsdException w:name="Medium List 1 Accent 4" w:uiPriority="65"/>
+    <w:lsdException w:name="Medium List 2 Accent 4" w:uiPriority="66"/>
+    <w:lsdException w:name="Medium Grid 1 Accent 4" w:uiPriority="67"/>
+    <w:lsdException w:name="Medium Grid 2 Accent 4" w:uiPriority="68"/>
+    <w:lsdException w:name="Medium Grid 3 Accent 4" w:uiPriority="69"/>
+    <w:lsdException w:name="Dark List Accent 4" w:uiPriority="70"/>
+    <w:lsdException w:name="Colorful Shading Accent 4" w:uiPriority="71"/>
+    <w:lsdException w:name="Colorful List Accent 4" w:uiPriority="72"/>
+    <w:lsdException w:name="Colorful Grid Accent 4" w:uiPriority="73"/>
+    <w:lsdException w:name="Light Shading Accent 5" w:uiPriority="60"/>
+    <w:lsdException w:name="Light List Accent 5" w:uiPriority="61"/>
+    <w:lsdException w:name="Light Grid Accent 5" w:uiPriority="62"/>
+    <w:lsdException w:name="Medium Shading 1 Accent 5" w:uiPriority="63"/>
+    <w:lsdException w:name="Medium Shading 2 Accent 5" w:uiPriority="64"/>
+    <w:lsdException w:name="Medium List 1 Accent 5" w:uiPriority="65"/>
+    <w:lsdException w:name="Medium List 2 Accent 5" w:uiPriority="66"/>
+    <w:lsdException w:name="Medium Grid 1 Accent 5" w:uiPriority="67"/>
+    <w:lsdException w:name="Medium Grid 2 Accent 5" w:uiPriority="68"/>
+    <w:lsdException w:name="Medium Grid 3 Accent 5" w:uiPriority="69"/>
+    <w:lsdException w:name="Dark List Accent 5" w:uiPriority="70"/>
+    <w:lsdException w:name="Colorful Shading Accent 5" w:uiPriority="71"/>
+    <w:lsdException w:name="Colorful List Accent 5" w:uiPriority="72"/>
+    <w:lsdException w:name="Colorful Grid Accent 5" w:uiPriority="73"/>
+    <w:lsdException w:name="Light Shading Accent 6" w:uiPriority="60"/>
+    <w:lsdException w:name="Light List Accent 6" w:uiPriority="61"/>
+    <w:lsdException w:name="Light Grid Accent 6" w:uiPriority="62"/>
+    <w:lsdException w:name="Medium Shading 1 Accent 6" w:uiPriority="63"/>
+    <w:lsdException w:name="Medium Shading 2 Accent 6" w:uiPriority="64"/>
+    <w:lsdException w:name="Medium List 1 Accent 6" w:uiPriority="65"/>
+    <w:lsdException w:name="Medium List 2 Accent 6" w:uiPriority="66"/>
+    <w:lsdException w:name="Medium Grid 1 Accent 6" w:uiPriority="67"/>
+    <w:lsdException w:name="Medium Grid 2 Accent 6" w:uiPriority="68"/>
+    <w:lsdException w:name="Medium Grid 3 Accent 6" w:uiPriority="69"/>
+    <w:lsdException w:name="Dark List Accent 6" w:uiPriority="70"/>
+    <w:lsdException w:name="Colorful Shading Accent 6" w:uiPriority="71"/>
+    <w:lsdException w:name="Colorful List Accent 6" w:uiPriority="72"/>
+    <w:lsdException w:name="Colorful Grid Accent 6" w:uiPriority="73"/>
+    <w:lsdException w:name="Subtle Emphasis" w:uiPriority="19" w:qFormat="1"/>
+    <w:lsdException w:name="Intense Emphasis" w:uiPriority="21" w:qFormat="1"/>
+    <w:lsdException w:name="Subtle Reference" w:uiPriority="31" w:qFormat="1"/>
+    <w:lsdException w:name="Intense Reference" w:uiPriority="32" w:qFormat="1"/>
+    <w:lsdException w:name="Book Title" w:uiPriority="33" w:qFormat="1"/>
+    <w:lsdException w:name="Bibliography" w:semiHidden="1" w:uiPriority="37" w:unhideWhenUsed="1"/>
+    <w:lsdException w:name="TOC Heading" w:semiHidden="1" w:uiPriority="39" w:unhideWhenUsed="1" w:qFormat="1"/>
+    <w:lsdException w:name="Plain Table 1" w:uiPriority="41"/>
+    <w:lsdException w:name="Plain Table 2" w:uiPriority="42"/>
+    <w:lsdException w:name="Plain Table 3" w:uiPriority="43"/>
+    <w:lsdException w:name="Plain Table 4" w:uiPriority="44"/>
+    <w:lsdException w:name="Plain Table 5" w:uiPriority="45"/>
+    <w:lsdException w:name="Grid Table Light" w:uiPriority="40"/>
+    <w:lsdException w:name="Grid Table 1 Light" w:uiPriority="46"/>
+    <w:lsdException w:name="Grid Table 2" w:uiPriority="47"/>
+    <w:lsdException w:name="Grid Table 3" w:uiPriority="48"/>
+    <w:lsdException w:name="Grid Table 4" w:uiPriority="49"/>
+    <w:lsdException w:name="Grid Table 5 Dark" w:uiPriority="50"/>
+    <w:lsdException w:name="Grid Table 6 Colorful" w:uiPriority="51"/>
+    <w:lsdException w:name="Grid Table 7 Colorful" w:uiPriority="52"/>
+    <w:lsdException w:name="Grid Table 1 Light Accent 1" w:uiPriority="46"/>
+    <w:lsdException w:name="Grid Table 2 Accent 1" w:uiPriority="47"/>
+    <w:lsdException w:name="Grid Table 3 Accent 1" w:uiPriority="48"/>
+    <w:lsdException w:name="Grid Table 4 Accent 1" w:uiPriority="49"/>
+    <w:lsdException w:name="Grid Table 5 Dark Accent 1" w:uiPriority="50"/>
+    <w:lsdException w:name="Grid Table 6 Colorful Accent 1" w:uiPriority="51"/>
+    <w:lsdException w:name="Grid Table 7 Colorful Accent 1" w:uiPriority="52"/>
+    <w:lsdException w:name="Grid Table 1 Light Accent 2" w:uiPriority="46"/>
+    <w:lsdException w:name="Grid Table 2 Accent 2" w:uiPriority="47"/>
+    <w:lsdException w:name="Grid Table 3 Accent 2" w:uiPriority="48"/>
+    <w:lsdException w:name="Grid Table 4 Accent 2" w:uiPriority="49"/>
+    <w:lsdException w:name="Grid Table 5 Dark Accent 2" w:uiPriority="50"/>
+    <w:lsdException w:name="Grid Table 6 Colorful Accent 2" w:uiPriority="51"/>
+    <w:lsdException w:name="Grid Table 7 Colorful Accent 2" w:uiPriority="52"/>
+    <w:lsdException w:name="Grid Table 1 Light Accent 3" w:uiPriority="46"/>
+    <w:lsdException w:name="Grid Table 2 Accent 3" w:uiPriority="47"/>
+    <w:lsdException w:name="Grid Table 3 Accent 3" w:uiPriority="48"/>
+    <w:lsdException w:name="Grid Table 4 Accent 3" w:uiPriority="49"/>
+    <w:lsdException w:name="Grid Table 5 Dark Accent 3" w:uiPriority="50"/>
+    <w:lsdException w:name="Grid Table 6 Colorful Accent 3" w:uiPriority="51"/>
+    <w:lsdException w:name="Grid Table 7 Colorful Accent 3" w:uiPriority="52"/>
+    <w:lsdException w:name="Grid Table 1 Light Accent 4" w:uiPriority="46"/>
+    <w:lsdException w:name="Grid Table 2 Accent 4" w:uiPriority="47"/>
+    <w:lsdException w:name="Grid Table 3 Accent 4" w:uiPriority="48"/>
+    <w:lsdException w:name="Grid Table 4 Accent 4" w:uiPriority="49"/>
+    <w:lsdException w:name="Grid Table 5 Dark Accent 4" w:uiPriority="50"/>
+    <w:lsdException w:name="Grid Table 6 Colorful Accent 4" w:uiPriority="51"/>
+    <w:lsdException w:name="Grid Table 7 Colorful Accent 4" w:uiPriority="52"/>
+    <w:lsdException w:name="Grid Table 1 Light Accent 5" w:uiPriority="46"/>
+    <w:lsdException w:name="Grid Table 2 Accent 5" w:uiPriority="47"/>
+    <w:lsdException w:name="Grid Table 3 Accent 5" w:uiPriority="48"/>
+    <w:lsdException w:name="Grid Table 4 Accent 5" w:uiPriority="49"/>
+    <w:lsdException w:name="Grid Table 5 Dark Accent 5" w:uiPriority="50"/>
+    <w:lsdException w:name="Grid Table 6 Colorful Accent 5" w:uiPriority="51"/>
+    <w:lsdException w:name="Grid Table 7 Colorful Accent 5" w:uiPriority="52"/>
+    <w:lsdException w:name="Grid Table 1 Light Accent 6" w:uiPriority="46"/>
+    <w:lsdException w:name="Grid Table 2 Accent 6" w:uiPriority="47"/>
+    <w:lsdException w:name="Grid Table 3 Accent 6" w:uiPriority="48"/>
+    <w:lsdException w:name="Grid Table 4 Accent 6" w:uiPriority="49"/>
+    <w:lsdException w:name="Grid Table 5 Dark Accent 6" w:uiPriority="50"/>
+    <w:lsdException w:name="Grid Table 6 Colorful Accent 6" w:uiPriority="51"/>
+    <w:lsdException w:name="Grid Table 7 Colorful Accent 6" w:uiPriority="52"/>
+    <w:lsdException w:name="List Table 1 Light" w:uiPriority="46"/>
+    <w:lsdException w:name="List Table 2" w:uiPriority="47"/>
+    <w:lsdException w:name="List Table 3" w:uiPriority="48"/>
+    <w:lsdException w:name="List Table 4" w:uiPriority="49"/>
+    <w:lsdException w:name="List Table 5 Dark" w:uiPriority="50"/>
+    <w:lsdException w:name="List Table 6 Colorful" w:uiPriority="51"/>
+    <w:lsdException w:name="List Table 7 Colorful" w:uiPriority="52"/>
+    <w:lsdException w:name="List Table 1 Light Accent 1" w:uiPriority="46"/>
+    <w:lsdException w:name="List Table 2 Accent 1" w:uiPriority="47"/>
+    <w:lsdException w:name="List Table 3 Accent 1" w:uiPriority="48"/>
+    <w:lsdException w:name="List Table 4 Accent 1" w:uiPriority="49"/>
+    <w:lsdException w:name="List Table 5 Dark Accent 1" w:uiPriority="50"/>
+    <w:lsdException w:name="List Table 6 Colorful Accent 1" w:uiPriority="51"/>
+    <w:lsdException w:name="List Table 7 Colorful Accent 1" w:uiPriority="52"/>
+    <w:lsdException w:name="List Table 1 Light Accent 2" w:uiPriority="46"/>
+    <w:lsdException w:name="List Table 2 Accent 2" w:uiPriority="47"/>
+    <w:lsdException w:name="List Table 3 Accent 2" w:uiPriority="48"/>
+    <w:lsdException w:name="List Table 4 Accent 2" w:uiPriority="49"/>
+    <w:lsdException w:name="List Table 5 Dark Accent 2" w:uiPriority="50"/>
+    <w:lsdException w:name="List Table 6 Colorful Accent 2" w:uiPriority="51"/>
+    <w:lsdException w:name="List Table 7 Colorful Accent 2" w:uiPriority="52"/>
+    <w:lsdException w:name="List Table 1 Light Accent 3" w:uiPriority="46"/>
+    <w:lsdException w:name="List Table 2 Accent 3" w:uiPriority="47"/>
+    <w:lsdException w:name="List Table 3 Accent 3" w:uiPriority="48"/>
+    <w:lsdException w:name="List Table 4 Accent 3" w:uiPriority="49"/>
+    <w:lsdException w:name="List Table 5 Dark Accent 3" w:uiPriority="50"/>
+    <w:lsdException w:name="List Table 6 Colorful Accent 3" w:uiPriority="51"/>
+    <w:lsdException w:name="List Table 7 Colorful Accent 3" w:uiPriority="52"/>
+    <w:lsdException w:name="List Table 1 Light Accent 4" w:uiPriority="46"/>
+    <w:lsdException w:name="List Table 2 Accent 4" w:uiPriority="47"/>
+    <w:lsdException w:name="List Table 3 Accent 4" w:uiPriority="48"/>
+    <w:lsdException w:name="List Table 4 Accent 4" w:uiPriority="49"/>
+    <w:lsdException w:name="List Table 5 Dark Accent 4" w:uiPriority="50"/>
+    <w:lsdException w:name="List Table 6 Colorful Accent 4" w:uiPriority="51"/>
+    <w:lsdException w:name="List Table 7 Colorful Accent 4" w:uiPriority="52"/>
+    <w:lsdException w:name="List Table 1 Light Accent 5" w:uiPriority="46"/>
+    <w:lsdException w:name="List Table 2 Accent 5" w:uiPriority="47"/>
+    <w:lsdException w:name="List Table 3 Accent 5" w:uiPriority="48"/>
+    <w:lsdException w:name="List Table 4 Accent 5" w:uiPriority="49"/>
+    <w:lsdException w:name="List Table 5 Dark Accent 5" w:uiPriority="50"/>
+    <w:lsdException w:name="List Table 6 Colorful Accent 5" w:uiPriority="51"/>
+    <w:lsdException w:name="List Table 7 Colorful Accent 5" w:uiPriority="52"/>
+    <w:lsdException w:name="List Table 1 Light Accent 6" w:uiPriority="46"/>
+    <w:lsdException w:name="List Table 2 Accent 6" w:uiPriority="47"/>
+    <w:lsdException w:name="List Table 3 Accent 6" w:uiPriority="48"/>
+    <w:lsdException w:name="List Table 4 Accent 6" w:uiPriority="49"/>
+    <w:lsdException w:name="List Table 5 Dark Accent 6" w:uiPriority="50"/>
+    <w:lsdException w:name="List Table 6 Colorful Accent 6" w:uiPriority="51"/>
+    <w:lsdException w:name="List Table 7 Colorful Accent 6" w:uiPriority="52"/>
+    <w:lsdException w:name="Mention" w:semiHidden="1" w:unhideWhenUsed="1"/>
+    <w:lsdException w:name="Smart Hyperlink" w:semiHidden="1" w:unhideWhenUsed="1"/>
+    <w:lsdException w:name="Hashtag" w:semiHidden="1" w:unhideWhenUsed="1"/>
+    <w:lsdException w:name="Unresolved Mention" w:semiHidden="1" w:unhideWhenUsed="1"/>
+    <w:lsdException w:name="Smart Link" w:semiHidden="1" w:unhideWhenUsed="1"/>
+  </w:latentStyles>
+  <w:style w:type="paragraph" w:default="1" w:styleId="Normal">
+    <w:name w:val="Normal"/>
+    <w:qFormat/>
   </w:style>
   <w:style w:type="paragraph" w:styleId="Heading1">
     <w:name w:val="heading 1"/>
     <w:basedOn w:val="Normal"/>
     <w:next w:val="Normal"/>
+    <w:uiPriority w:val="9"/>
+    <w:qFormat/>
     <w:pPr>
-      <w:keepNext w:val="1"/>
-      <w:keepLines w:val="1"/>
-      <w:pageBreakBefore w:val="0"/>
-      <w:spacing w:after="120" w:before="400" w:lineRule="auto"/>
+      <w:keepNext/>
+      <w:keepLines/>
+      <w:spacing w:before="400" w:after="120"/>
+      <w:outlineLvl w:val="0"/>
     </w:pPr>
     <w:rPr>
       <w:sz w:val="40"/>
@@ -400,15 +765,17 @@
     <w:name w:val="heading 2"/>
     <w:basedOn w:val="Normal"/>
     <w:next w:val="Normal"/>
+    <w:uiPriority w:val="9"/>
+    <w:semiHidden/>
+    <w:unhideWhenUsed/>
+    <w:qFormat/>
     <w:pPr>
-      <w:keepNext w:val="1"/>
-      <w:keepLines w:val="1"/>
-      <w:pageBreakBefore w:val="0"/>
-      <w:spacing w:after="120" w:before="360" w:lineRule="auto"/>
+      <w:keepNext/>
+      <w:keepLines/>
+      <w:spacing w:before="360" w:after="120"/>
+      <w:outlineLvl w:val="1"/>
     </w:pPr>
     <w:rPr>
-      <w:b w:val="0"/>
-      <w:bCs w:val="0"/>
       <w:sz w:val="32"/>
       <w:szCs w:val="32"/>
     </w:rPr>
@@ -417,15 +784,17 @@
     <w:name w:val="heading 3"/>
     <w:basedOn w:val="Normal"/>
     <w:next w:val="Normal"/>
+    <w:uiPriority w:val="9"/>
+    <w:semiHidden/>
+    <w:unhideWhenUsed/>
+    <w:qFormat/>
     <w:pPr>
-      <w:keepNext w:val="1"/>
-      <w:keepLines w:val="1"/>
-      <w:pageBreakBefore w:val="0"/>
-      <w:spacing w:after="80" w:before="320" w:lineRule="auto"/>
+      <w:keepNext/>
+      <w:keepLines/>
+      <w:spacing w:before="320" w:after="80"/>
+      <w:outlineLvl w:val="2"/>
     </w:pPr>
     <w:rPr>
-      <w:b w:val="0"/>
-      <w:bCs w:val="0"/>
       <w:color w:val="434343"/>
       <w:sz w:val="28"/>
       <w:szCs w:val="28"/>
@@ -435,11 +804,15 @@
     <w:name w:val="heading 4"/>
     <w:basedOn w:val="Normal"/>
     <w:next w:val="Normal"/>
+    <w:uiPriority w:val="9"/>
+    <w:semiHidden/>
+    <w:unhideWhenUsed/>
+    <w:qFormat/>
     <w:pPr>
-      <w:keepNext w:val="1"/>
-      <w:keepLines w:val="1"/>
-      <w:pageBreakBefore w:val="0"/>
-      <w:spacing w:after="80" w:before="280" w:lineRule="auto"/>
+      <w:keepNext/>
+      <w:keepLines/>
+      <w:spacing w:before="280" w:after="80"/>
+      <w:outlineLvl w:val="3"/>
     </w:pPr>
     <w:rPr>
       <w:color w:val="666666"/>
@@ -451,45 +824,88 @@
     <w:name w:val="heading 5"/>
     <w:basedOn w:val="Normal"/>
     <w:next w:val="Normal"/>
+    <w:uiPriority w:val="9"/>
+    <w:semiHidden/>
+    <w:unhideWhenUsed/>
+    <w:qFormat/>
     <w:pPr>
-      <w:keepNext w:val="1"/>
-      <w:keepLines w:val="1"/>
-      <w:pageBreakBefore w:val="0"/>
-      <w:spacing w:after="80" w:before="240" w:lineRule="auto"/>
+      <w:keepNext/>
+      <w:keepLines/>
+      <w:spacing w:before="240" w:after="80"/>
+      <w:outlineLvl w:val="4"/>
     </w:pPr>
     <w:rPr>
       <w:color w:val="666666"/>
-      <w:sz w:val="22"/>
-      <w:szCs w:val="22"/>
     </w:rPr>
   </w:style>
   <w:style w:type="paragraph" w:styleId="Heading6">
     <w:name w:val="heading 6"/>
     <w:basedOn w:val="Normal"/>
     <w:next w:val="Normal"/>
+    <w:uiPriority w:val="9"/>
+    <w:semiHidden/>
+    <w:unhideWhenUsed/>
+    <w:qFormat/>
     <w:pPr>
-      <w:keepNext w:val="1"/>
-      <w:keepLines w:val="1"/>
-      <w:pageBreakBefore w:val="0"/>
-      <w:spacing w:after="80" w:before="240" w:lineRule="auto"/>
+      <w:keepNext/>
+      <w:keepLines/>
+      <w:spacing w:before="240" w:after="80"/>
+      <w:outlineLvl w:val="5"/>
     </w:pPr>
     <w:rPr>
-      <w:i w:val="1"/>
-      <w:iCs w:val="1"/>
+      <w:i/>
+      <w:iCs/>
       <w:color w:val="666666"/>
-      <w:sz w:val="22"/>
-      <w:szCs w:val="22"/>
     </w:rPr>
+  </w:style>
+  <w:style w:type="character" w:default="1" w:styleId="DefaultParagraphFont">
+    <w:name w:val="Default Paragraph Font"/>
+    <w:uiPriority w:val="1"/>
+    <w:semiHidden/>
+    <w:unhideWhenUsed/>
+  </w:style>
+  <w:style w:type="table" w:default="1" w:styleId="TableNormal">
+    <w:name w:val="Normal Table"/>
+    <w:uiPriority w:val="99"/>
+    <w:semiHidden/>
+    <w:unhideWhenUsed/>
+    <w:tblPr>
+      <w:tblInd w:w="0" w:type="dxa"/>
+      <w:tblCellMar>
+        <w:top w:w="0" w:type="dxa"/>
+        <w:left w:w="108" w:type="dxa"/>
+        <w:bottom w:w="0" w:type="dxa"/>
+        <w:right w:w="108" w:type="dxa"/>
+      </w:tblCellMar>
+    </w:tblPr>
+  </w:style>
+  <w:style w:type="numbering" w:default="1" w:styleId="NoList">
+    <w:name w:val="No List"/>
+    <w:uiPriority w:val="99"/>
+    <w:semiHidden/>
+    <w:unhideWhenUsed/>
+  </w:style>
+  <w:style w:type="table" w:customStyle="1" w:styleId="TableNormal0">
+    <w:name w:val="TableNormal"/>
+    <w:tblPr>
+      <w:tblCellMar>
+        <w:top w:w="100" w:type="dxa"/>
+        <w:left w:w="100" w:type="dxa"/>
+        <w:bottom w:w="100" w:type="dxa"/>
+        <w:right w:w="100" w:type="dxa"/>
+      </w:tblCellMar>
+    </w:tblPr>
   </w:style>
   <w:style w:type="paragraph" w:styleId="Title">
     <w:name w:val="Title"/>
     <w:basedOn w:val="Normal"/>
     <w:next w:val="Normal"/>
+    <w:uiPriority w:val="10"/>
+    <w:qFormat/>
     <w:pPr>
-      <w:keepNext w:val="1"/>
-      <w:keepLines w:val="1"/>
-      <w:pageBreakBefore w:val="0"/>
-      <w:spacing w:after="60" w:before="0" w:lineRule="auto"/>
+      <w:keepNext/>
+      <w:keepLines/>
+      <w:spacing w:after="60"/>
     </w:pPr>
     <w:rPr>
       <w:sz w:val="52"/>
@@ -500,16 +916,14 @@
     <w:name w:val="Subtitle"/>
     <w:basedOn w:val="Normal"/>
     <w:next w:val="Normal"/>
+    <w:uiPriority w:val="11"/>
+    <w:qFormat/>
     <w:pPr>
-      <w:keepNext w:val="1"/>
-      <w:keepLines w:val="1"/>
-      <w:pageBreakBefore w:val="0"/>
-      <w:spacing w:after="320" w:before="0" w:lineRule="auto"/>
+      <w:keepNext/>
+      <w:keepLines/>
+      <w:spacing w:after="320"/>
     </w:pPr>
     <w:rPr>
-      <w:rFonts w:ascii="Arial" w:cs="Arial" w:eastAsia="Arial" w:hAnsi="Arial"/>
-      <w:i w:val="0"/>
-      <w:iCs w:val="0"/>
       <w:color w:val="666666"/>
       <w:sz w:val="30"/>
       <w:szCs w:val="30"/>
